--- a/docs/manual-tecnico.docx
+++ b/docs/manual-tecnico.docx
@@ -66,15 +66,6 @@
         <w:pStyle w:val="Heading1"/>
       </w:pPr>
       <w:r>
-        <w:rPr>
-          <w:rStyle w:val="SectionNumber"/>
-        </w:rPr>
-        <w:t xml:space="preserve">1</w:t>
-      </w:r>
-      <w:r>
-        <w:tab/>
-      </w:r>
-      <w:r>
         <w:t xml:space="preserve">Prólogo</w:t>
       </w:r>
     </w:p>
@@ -83,15 +74,6 @@
       <w:pPr>
         <w:pStyle w:val="Heading2"/>
       </w:pPr>
-      <w:r>
-        <w:rPr>
-          <w:rStyle w:val="SectionNumber"/>
-        </w:rPr>
-        <w:t xml:space="preserve">1.1</w:t>
-      </w:r>
-      <w:r>
-        <w:tab/>
-      </w:r>
       <w:r>
         <w:t xml:space="preserve">Propósito</w:t>
       </w:r>
@@ -200,15 +182,6 @@
         <w:pStyle w:val="Heading2"/>
       </w:pPr>
       <w:r>
-        <w:rPr>
-          <w:rStyle w:val="SectionNumber"/>
-        </w:rPr>
-        <w:t xml:space="preserve">1.2</w:t>
-      </w:r>
-      <w:r>
-        <w:tab/>
-      </w:r>
-      <w:r>
         <w:t xml:space="preserve">Audiencia</w:t>
       </w:r>
     </w:p>
@@ -319,15 +292,6 @@
       <w:pPr>
         <w:pStyle w:val="Heading2"/>
       </w:pPr>
-      <w:r>
-        <w:rPr>
-          <w:rStyle w:val="SectionNumber"/>
-        </w:rPr>
-        <w:t xml:space="preserve">1.3</w:t>
-      </w:r>
-      <w:r>
-        <w:tab/>
-      </w:r>
       <w:r>
         <w:t xml:space="preserve">Convenciones</w:t>
       </w:r>
@@ -509,15 +473,6 @@
         <w:pStyle w:val="Heading1"/>
       </w:pPr>
       <w:r>
-        <w:rPr>
-          <w:rStyle w:val="SectionNumber"/>
-        </w:rPr>
-        <w:t xml:space="preserve">2</w:t>
-      </w:r>
-      <w:r>
-        <w:tab/>
-      </w:r>
-      <w:r>
         <w:t xml:space="preserve">Arquitectura general</w:t>
       </w:r>
     </w:p>
@@ -526,15 +481,6 @@
       <w:pPr>
         <w:pStyle w:val="Heading2"/>
       </w:pPr>
-      <w:r>
-        <w:rPr>
-          <w:rStyle w:val="SectionNumber"/>
-        </w:rPr>
-        <w:t xml:space="preserve">2.1</w:t>
-      </w:r>
-      <w:r>
-        <w:tab/>
-      </w:r>
       <w:r>
         <w:t xml:space="preserve">Stack tecnológico</w:t>
       </w:r>
@@ -1503,15 +1449,6 @@
         <w:pStyle w:val="Heading2"/>
       </w:pPr>
       <w:r>
-        <w:rPr>
-          <w:rStyle w:val="SectionNumber"/>
-        </w:rPr>
-        <w:t xml:space="preserve">2.2</w:t>
-      </w:r>
-      <w:r>
-        <w:tab/>
-      </w:r>
-      <w:r>
         <w:t xml:space="preserve">Modelo lógico de componentes</w:t>
       </w:r>
     </w:p>
@@ -1757,15 +1694,6 @@
       <w:pPr>
         <w:pStyle w:val="Heading2"/>
       </w:pPr>
-      <w:r>
-        <w:rPr>
-          <w:rStyle w:val="SectionNumber"/>
-        </w:rPr>
-        <w:t xml:space="preserve">2.3</w:t>
-      </w:r>
-      <w:r>
-        <w:tab/>
-      </w:r>
       <w:r>
         <w:t xml:space="preserve">Características arquitectónicas</w:t>
       </w:r>
@@ -1909,15 +1837,6 @@
         <w:pStyle w:val="Heading1"/>
       </w:pPr>
       <w:r>
-        <w:rPr>
-          <w:rStyle w:val="SectionNumber"/>
-        </w:rPr>
-        <w:t xml:space="preserve">3</w:t>
-      </w:r>
-      <w:r>
-        <w:tab/>
-      </w:r>
-      <w:r>
         <w:t xml:space="preserve">Requisitos del entorno</w:t>
       </w:r>
     </w:p>
@@ -1926,15 +1845,6 @@
       <w:pPr>
         <w:pStyle w:val="Heading2"/>
       </w:pPr>
-      <w:r>
-        <w:rPr>
-          <w:rStyle w:val="SectionNumber"/>
-        </w:rPr>
-        <w:t xml:space="preserve">3.1</w:t>
-      </w:r>
-      <w:r>
-        <w:tab/>
-      </w:r>
       <w:r>
         <w:t xml:space="preserve">Sistema operativo</w:t>
       </w:r>
@@ -2087,15 +1997,6 @@
       <w:pPr>
         <w:pStyle w:val="Heading2"/>
       </w:pPr>
-      <w:r>
-        <w:rPr>
-          <w:rStyle w:val="SectionNumber"/>
-        </w:rPr>
-        <w:t xml:space="preserve">3.2</w:t>
-      </w:r>
-      <w:r>
-        <w:tab/>
-      </w:r>
       <w:r>
         <w:t xml:space="preserve">Software prerrequisito</w:t>
       </w:r>
@@ -2429,15 +2330,6 @@
         <w:pStyle w:val="Heading2"/>
       </w:pPr>
       <w:r>
-        <w:rPr>
-          <w:rStyle w:val="SectionNumber"/>
-        </w:rPr>
-        <w:t xml:space="preserve">3.3</w:t>
-      </w:r>
-      <w:r>
-        <w:tab/>
-      </w:r>
-      <w:r>
         <w:t xml:space="preserve">Cuentas en servicios externos</w:t>
       </w:r>
     </w:p>
@@ -2719,15 +2611,6 @@
         <w:pStyle w:val="Heading2"/>
       </w:pPr>
       <w:r>
-        <w:rPr>
-          <w:rStyle w:val="SectionNumber"/>
-        </w:rPr>
-        <w:t xml:space="preserve">3.4</w:t>
-      </w:r>
-      <w:r>
-        <w:tab/>
-      </w:r>
-      <w:r>
         <w:t xml:space="preserve">Recursos de hardware (servidor productivo)</w:t>
       </w:r>
     </w:p>
@@ -2937,15 +2820,6 @@
         <w:pStyle w:val="Heading1"/>
       </w:pPr>
       <w:r>
-        <w:rPr>
-          <w:rStyle w:val="SectionNumber"/>
-        </w:rPr>
-        <w:t xml:space="preserve">4</w:t>
-      </w:r>
-      <w:r>
-        <w:tab/>
-      </w:r>
-      <w:r>
         <w:t xml:space="preserve">Instalación</w:t>
       </w:r>
     </w:p>
@@ -2962,15 +2836,6 @@
       <w:pPr>
         <w:pStyle w:val="Heading2"/>
       </w:pPr>
-      <w:r>
-        <w:rPr>
-          <w:rStyle w:val="SectionNumber"/>
-        </w:rPr>
-        <w:t xml:space="preserve">4.1</w:t>
-      </w:r>
-      <w:r>
-        <w:tab/>
-      </w:r>
       <w:r>
         <w:t xml:space="preserve">Resumen de pasos</w:t>
       </w:r>
@@ -3066,15 +2931,6 @@
         <w:pStyle w:val="Heading2"/>
       </w:pPr>
       <w:r>
-        <w:rPr>
-          <w:rStyle w:val="SectionNumber"/>
-        </w:rPr>
-        <w:t xml:space="preserve">4.2</w:t>
-      </w:r>
-      <w:r>
-        <w:tab/>
-      </w:r>
-      <w:r>
         <w:t xml:space="preserve">Paso 1 — Clonar el repositorio</w:t>
       </w:r>
     </w:p>
@@ -3124,15 +2980,6 @@
       <w:pPr>
         <w:pStyle w:val="Heading2"/>
       </w:pPr>
-      <w:r>
-        <w:rPr>
-          <w:rStyle w:val="SectionNumber"/>
-        </w:rPr>
-        <w:t xml:space="preserve">4.3</w:t>
-      </w:r>
-      <w:r>
-        <w:tab/>
-      </w:r>
       <w:r>
         <w:t xml:space="preserve">Paso 2 — Instalar dependencias</w:t>
       </w:r>
@@ -3264,15 +3111,6 @@
         <w:pStyle w:val="Heading2"/>
       </w:pPr>
       <w:r>
-        <w:rPr>
-          <w:rStyle w:val="SectionNumber"/>
-        </w:rPr>
-        <w:t xml:space="preserve">4.4</w:t>
-      </w:r>
-      <w:r>
-        <w:tab/>
-      </w:r>
-      <w:r>
         <w:t xml:space="preserve">Paso 3 — Configurar variables de entorno</w:t>
       </w:r>
     </w:p>
@@ -3346,15 +3184,6 @@
         <w:pStyle w:val="Heading2"/>
       </w:pPr>
       <w:r>
-        <w:rPr>
-          <w:rStyle w:val="SectionNumber"/>
-        </w:rPr>
-        <w:t xml:space="preserve">4.5</w:t>
-      </w:r>
-      <w:r>
-        <w:tab/>
-      </w:r>
-      <w:r>
         <w:t xml:space="preserve">Paso 4 — Levantar la base de datos</w:t>
       </w:r>
     </w:p>
@@ -3363,15 +3192,6 @@
       <w:pPr>
         <w:pStyle w:val="Heading3"/>
       </w:pPr>
-      <w:r>
-        <w:rPr>
-          <w:rStyle w:val="SectionNumber"/>
-        </w:rPr>
-        <w:t xml:space="preserve">4.5.1</w:t>
-      </w:r>
-      <w:r>
-        <w:tab/>
-      </w:r>
       <w:r>
         <w:t xml:space="preserve">Opción A — Docker (recomendado para desarrollo)</w:t>
       </w:r>
@@ -3549,15 +3369,6 @@
         <w:pStyle w:val="Heading3"/>
       </w:pPr>
       <w:r>
-        <w:rPr>
-          <w:rStyle w:val="SectionNumber"/>
-        </w:rPr>
-        <w:t xml:space="preserve">4.5.2</w:t>
-      </w:r>
-      <w:r>
-        <w:tab/>
-      </w:r>
-      <w:r>
         <w:t xml:space="preserve">Opción B — PostgreSQL externo</w:t>
       </w:r>
     </w:p>
@@ -3708,15 +3519,6 @@
         <w:pStyle w:val="Heading2"/>
       </w:pPr>
       <w:r>
-        <w:rPr>
-          <w:rStyle w:val="SectionNumber"/>
-        </w:rPr>
-        <w:t xml:space="preserve">4.6</w:t>
-      </w:r>
-      <w:r>
-        <w:tab/>
-      </w:r>
-      <w:r>
         <w:t xml:space="preserve">Paso 5 — Aplicar migraciones</w:t>
       </w:r>
     </w:p>
@@ -3799,15 +3601,6 @@
         <w:pStyle w:val="Heading2"/>
       </w:pPr>
       <w:r>
-        <w:rPr>
-          <w:rStyle w:val="SectionNumber"/>
-        </w:rPr>
-        <w:t xml:space="preserve">4.7</w:t>
-      </w:r>
-      <w:r>
-        <w:tab/>
-      </w:r>
-      <w:r>
         <w:t xml:space="preserve">Paso 6 — Ejecutar seeds</w:t>
       </w:r>
     </w:p>
@@ -3824,15 +3617,6 @@
       <w:pPr>
         <w:pStyle w:val="Heading3"/>
       </w:pPr>
-      <w:r>
-        <w:rPr>
-          <w:rStyle w:val="SectionNumber"/>
-        </w:rPr>
-        <w:t xml:space="preserve">4.7.1</w:t>
-      </w:r>
-      <w:r>
-        <w:tab/>
-      </w:r>
       <w:r>
         <w:t xml:space="preserve">6.1 Roles del sistema</w:t>
       </w:r>
@@ -3868,15 +3652,6 @@
       <w:pPr>
         <w:pStyle w:val="Heading3"/>
       </w:pPr>
-      <w:r>
-        <w:rPr>
-          <w:rStyle w:val="SectionNumber"/>
-        </w:rPr>
-        <w:t xml:space="preserve">4.7.2</w:t>
-      </w:r>
-      <w:r>
-        <w:tab/>
-      </w:r>
       <w:r>
         <w:t xml:space="preserve">6.2 Datos por organización</w:t>
       </w:r>
@@ -3980,15 +3755,6 @@
         <w:pStyle w:val="Heading2"/>
       </w:pPr>
       <w:r>
-        <w:rPr>
-          <w:rStyle w:val="SectionNumber"/>
-        </w:rPr>
-        <w:t xml:space="preserve">4.8</w:t>
-      </w:r>
-      <w:r>
-        <w:tab/>
-      </w:r>
-      <w:r>
         <w:t xml:space="preserve">Paso 7 — Arrancar el servidor</w:t>
       </w:r>
     </w:p>
@@ -4079,15 +3845,6 @@
       <w:pPr>
         <w:pStyle w:val="Heading2"/>
       </w:pPr>
-      <w:r>
-        <w:rPr>
-          <w:rStyle w:val="SectionNumber"/>
-        </w:rPr>
-        <w:t xml:space="preserve">4.9</w:t>
-      </w:r>
-      <w:r>
-        <w:tab/>
-      </w:r>
       <w:r>
         <w:t xml:space="preserve">Verificación de la instalación</w:t>
       </w:r>
@@ -4179,15 +3936,6 @@
         <w:pStyle w:val="Heading1"/>
       </w:pPr>
       <w:r>
-        <w:rPr>
-          <w:rStyle w:val="SectionNumber"/>
-        </w:rPr>
-        <w:t xml:space="preserve">5</w:t>
-      </w:r>
-      <w:r>
-        <w:tab/>
-      </w:r>
-      <w:r>
         <w:t xml:space="preserve">Variables de entorno</w:t>
       </w:r>
     </w:p>
@@ -4244,15 +3992,6 @@
         <w:pStyle w:val="Heading2"/>
       </w:pPr>
       <w:r>
-        <w:rPr>
-          <w:rStyle w:val="SectionNumber"/>
-        </w:rPr>
-        <w:t xml:space="preserve">5.1</w:t>
-      </w:r>
-      <w:r>
-        <w:tab/>
-      </w:r>
-      <w:r>
         <w:t xml:space="preserve">Tabla completa de variables</w:t>
       </w:r>
     </w:p>
@@ -4261,15 +4000,6 @@
       <w:pPr>
         <w:pStyle w:val="Heading3"/>
       </w:pPr>
-      <w:r>
-        <w:rPr>
-          <w:rStyle w:val="SectionNumber"/>
-        </w:rPr>
-        <w:t xml:space="preserve">5.1.1</w:t>
-      </w:r>
-      <w:r>
-        <w:tab/>
-      </w:r>
       <w:r>
         <w:t xml:space="preserve">Base de datos</w:t>
       </w:r>
@@ -4435,15 +4165,6 @@
         <w:pStyle w:val="Heading3"/>
       </w:pPr>
       <w:r>
-        <w:rPr>
-          <w:rStyle w:val="SectionNumber"/>
-        </w:rPr>
-        <w:t xml:space="preserve">5.1.2</w:t>
-      </w:r>
-      <w:r>
-        <w:tab/>
-      </w:r>
-      <w:r>
         <w:t xml:space="preserve">Autenticación (Clerk)</w:t>
       </w:r>
     </w:p>
@@ -4804,15 +4525,6 @@
         <w:pStyle w:val="Heading3"/>
       </w:pPr>
       <w:r>
-        <w:rPr>
-          <w:rStyle w:val="SectionNumber"/>
-        </w:rPr>
-        <w:t xml:space="preserve">5.1.3</w:t>
-      </w:r>
-      <w:r>
-        <w:tab/>
-      </w:r>
-      <w:r>
         <w:t xml:space="preserve">Almacenamiento (Vercel Blob)</w:t>
       </w:r>
     </w:p>
@@ -4924,15 +4636,6 @@
         <w:pStyle w:val="Heading3"/>
       </w:pPr>
       <w:r>
-        <w:rPr>
-          <w:rStyle w:val="SectionNumber"/>
-        </w:rPr>
-        <w:t xml:space="preserve">5.1.4</w:t>
-      </w:r>
-      <w:r>
-        <w:tab/>
-      </w:r>
-      <w:r>
         <w:t xml:space="preserve">IA (proveedores externos)</w:t>
       </w:r>
     </w:p>
@@ -5095,15 +4798,6 @@
         <w:pStyle w:val="Heading2"/>
       </w:pPr>
       <w:r>
-        <w:rPr>
-          <w:rStyle w:val="SectionNumber"/>
-        </w:rPr>
-        <w:t xml:space="preserve">5.2</w:t>
-      </w:r>
-      <w:r>
-        <w:tab/>
-      </w:r>
-      <w:r>
         <w:t xml:space="preserve">Plantilla de</w:t>
       </w:r>
       <w:r>
@@ -5319,15 +5013,6 @@
       <w:pPr>
         <w:pStyle w:val="Heading2"/>
       </w:pPr>
-      <w:r>
-        <w:rPr>
-          <w:rStyle w:val="SectionNumber"/>
-        </w:rPr>
-        <w:t xml:space="preserve">5.3</w:t>
-      </w:r>
-      <w:r>
-        <w:tab/>
-      </w:r>
       <w:r>
         <w:t xml:space="preserve">Buenas prácticas</w:t>
       </w:r>
@@ -5476,15 +5161,6 @@
         <w:pStyle w:val="Heading1"/>
       </w:pPr>
       <w:r>
-        <w:rPr>
-          <w:rStyle w:val="SectionNumber"/>
-        </w:rPr>
-        <w:t xml:space="preserve">6</w:t>
-      </w:r>
-      <w:r>
-        <w:tab/>
-      </w:r>
-      <w:r>
         <w:t xml:space="preserve">Base de datos</w:t>
       </w:r>
     </w:p>
@@ -5493,15 +5169,6 @@
       <w:pPr>
         <w:pStyle w:val="Heading2"/>
       </w:pPr>
-      <w:r>
-        <w:rPr>
-          <w:rStyle w:val="SectionNumber"/>
-        </w:rPr>
-        <w:t xml:space="preserve">6.1</w:t>
-      </w:r>
-      <w:r>
-        <w:tab/>
-      </w:r>
       <w:r>
         <w:t xml:space="preserve">Visión general</w:t>
       </w:r>
@@ -5600,15 +5267,6 @@
       <w:pPr>
         <w:pStyle w:val="Heading2"/>
       </w:pPr>
-      <w:r>
-        <w:rPr>
-          <w:rStyle w:val="SectionNumber"/>
-        </w:rPr>
-        <w:t xml:space="preserve">6.2</w:t>
-      </w:r>
-      <w:r>
-        <w:tab/>
-      </w:r>
       <w:r>
         <w:t xml:space="preserve">Modelos por dominio</w:t>
       </w:r>
@@ -6239,60 +5897,6 @@
                 <w:b/>
                 <w:bCs/>
               </w:rPr>
-              <w:t xml:space="preserve">Tributario</w:t>
-            </w:r>
-          </w:p>
-        </w:tc>
-        <w:tc>
-          <w:tcPr/>
-          <w:p>
-            <w:pPr>
-              <w:pStyle w:val="Compact"/>
-            </w:pPr>
-            <w:r>
-              <w:rPr>
-                <w:rStyle w:val="VerbatimChar"/>
-              </w:rPr>
-              <w:t xml:space="preserve">IvaPurchaseBook</w:t>
-            </w:r>
-            <w:r>
-              <w:t xml:space="preserve">,</w:t>
-            </w:r>
-            <w:r>
-              <w:t xml:space="preserve"> </w:t>
-            </w:r>
-            <w:r>
-              <w:rPr>
-                <w:rStyle w:val="VerbatimChar"/>
-              </w:rPr>
-              <w:t xml:space="preserve">IvaSalesBook</w:t>
-            </w:r>
-          </w:p>
-        </w:tc>
-        <w:tc>
-          <w:tcPr/>
-          <w:p>
-            <w:pPr>
-              <w:pStyle w:val="Compact"/>
-            </w:pPr>
-            <w:r>
-              <w:t xml:space="preserve">Libros IVA.</w:t>
-            </w:r>
-          </w:p>
-        </w:tc>
-      </w:tr>
-      <w:tr>
-        <w:tc>
-          <w:tcPr/>
-          <w:p>
-            <w:pPr>
-              <w:pStyle w:val="Compact"/>
-            </w:pPr>
-            <w:r>
-              <w:rPr>
-                <w:b/>
-                <w:bCs/>
-              </w:rPr>
               <w:t xml:space="preserve">Auditoría</w:t>
             </w:r>
           </w:p>
@@ -6385,15 +5989,6 @@
         <w:pStyle w:val="Heading2"/>
       </w:pPr>
       <w:r>
-        <w:rPr>
-          <w:rStyle w:val="SectionNumber"/>
-        </w:rPr>
-        <w:t xml:space="preserve">6.3</w:t>
-      </w:r>
-      <w:r>
-        <w:tab/>
-      </w:r>
-      <w:r>
         <w:t xml:space="preserve">Migraciones</w:t>
       </w:r>
     </w:p>
@@ -6457,15 +6052,6 @@
         <w:pStyle w:val="Heading3"/>
       </w:pPr>
       <w:r>
-        <w:rPr>
-          <w:rStyle w:val="SectionNumber"/>
-        </w:rPr>
-        <w:t xml:space="preserve">6.3.1</w:t>
-      </w:r>
-      <w:r>
-        <w:tab/>
-      </w:r>
-      <w:r>
         <w:t xml:space="preserve">Comandos relevantes</w:t>
       </w:r>
     </w:p>
@@ -6594,15 +6180,6 @@
       <w:pPr>
         <w:pStyle w:val="Heading3"/>
       </w:pPr>
-      <w:r>
-        <w:rPr>
-          <w:rStyle w:val="SectionNumber"/>
-        </w:rPr>
-        <w:t xml:space="preserve">6.3.2</w:t>
-      </w:r>
-      <w:r>
-        <w:tab/>
-      </w:r>
       <w:r>
         <w:t xml:space="preserve">Reglas de oro</w:t>
       </w:r>
@@ -6713,15 +6290,6 @@
         <w:pStyle w:val="Heading2"/>
       </w:pPr>
       <w:r>
-        <w:rPr>
-          <w:rStyle w:val="SectionNumber"/>
-        </w:rPr>
-        <w:t xml:space="preserve">6.4</w:t>
-      </w:r>
-      <w:r>
-        <w:tab/>
-      </w:r>
-      <w:r>
         <w:t xml:space="preserve">Extensión pgvector</w:t>
       </w:r>
     </w:p>
@@ -6782,15 +6350,6 @@
         <w:pStyle w:val="Heading3"/>
       </w:pPr>
       <w:r>
-        <w:rPr>
-          <w:rStyle w:val="SectionNumber"/>
-        </w:rPr>
-        <w:t xml:space="preserve">6.4.1</w:t>
-      </w:r>
-      <w:r>
-        <w:tab/>
-      </w:r>
-      <w:r>
         <w:t xml:space="preserve">Instalación</w:t>
       </w:r>
     </w:p>
@@ -6881,15 +6440,6 @@
       <w:pPr>
         <w:pStyle w:val="Heading3"/>
       </w:pPr>
-      <w:r>
-        <w:rPr>
-          <w:rStyle w:val="SectionNumber"/>
-        </w:rPr>
-        <w:t xml:space="preserve">6.4.2</w:t>
-      </w:r>
-      <w:r>
-        <w:tab/>
-      </w:r>
       <w:r>
         <w:t xml:space="preserve">Validación</w:t>
       </w:r>
@@ -6986,15 +6536,6 @@
       <w:pPr>
         <w:pStyle w:val="Heading2"/>
       </w:pPr>
-      <w:r>
-        <w:rPr>
-          <w:rStyle w:val="SectionNumber"/>
-        </w:rPr>
-        <w:t xml:space="preserve">6.5</w:t>
-      </w:r>
-      <w:r>
-        <w:tab/>
-      </w:r>
       <w:r>
         <w:t xml:space="preserve">Seeds</w:t>
       </w:r>
@@ -7133,15 +6674,6 @@
         <w:pStyle w:val="Heading2"/>
       </w:pPr>
       <w:r>
-        <w:rPr>
-          <w:rStyle w:val="SectionNumber"/>
-        </w:rPr>
-        <w:t xml:space="preserve">6.6</w:t>
-      </w:r>
-      <w:r>
-        <w:tab/>
-      </w:r>
-      <w:r>
         <w:t xml:space="preserve">Acceso administrativo a la base</w:t>
       </w:r>
     </w:p>
@@ -7223,15 +6755,6 @@
         <w:pStyle w:val="Heading1"/>
       </w:pPr>
       <w:r>
-        <w:rPr>
-          <w:rStyle w:val="SectionNumber"/>
-        </w:rPr>
-        <w:t xml:space="preserve">7</w:t>
-      </w:r>
-      <w:r>
-        <w:tab/>
-      </w:r>
-      <w:r>
         <w:t xml:space="preserve">Configuración de servicios externos</w:t>
       </w:r>
     </w:p>
@@ -7241,15 +6764,6 @@
         <w:pStyle w:val="Heading2"/>
       </w:pPr>
       <w:r>
-        <w:rPr>
-          <w:rStyle w:val="SectionNumber"/>
-        </w:rPr>
-        <w:t xml:space="preserve">7.1</w:t>
-      </w:r>
-      <w:r>
-        <w:tab/>
-      </w:r>
-      <w:r>
         <w:t xml:space="preserve">Clerk (autenticación)</w:t>
       </w:r>
     </w:p>
@@ -7258,15 +6772,6 @@
       <w:pPr>
         <w:pStyle w:val="Heading3"/>
       </w:pPr>
-      <w:r>
-        <w:rPr>
-          <w:rStyle w:val="SectionNumber"/>
-        </w:rPr>
-        <w:t xml:space="preserve">7.1.1</w:t>
-      </w:r>
-      <w:r>
-        <w:tab/>
-      </w:r>
       <w:r>
         <w:t xml:space="preserve">Pasos en el dashboard de Clerk</w:t>
       </w:r>
@@ -7615,15 +7120,6 @@
       <w:pPr>
         <w:pStyle w:val="Heading3"/>
       </w:pPr>
-      <w:r>
-        <w:rPr>
-          <w:rStyle w:val="SectionNumber"/>
-        </w:rPr>
-        <w:t xml:space="preserve">7.1.2</w:t>
-      </w:r>
-      <w:r>
-        <w:tab/>
-      </w:r>
       <w:r>
         <w:t xml:space="preserve">URLs requeridas en Clerk</w:t>
       </w:r>
@@ -7781,15 +7277,6 @@
         <w:pStyle w:val="Heading3"/>
       </w:pPr>
       <w:r>
-        <w:rPr>
-          <w:rStyle w:val="SectionNumber"/>
-        </w:rPr>
-        <w:t xml:space="preserve">7.1.3</w:t>
-      </w:r>
-      <w:r>
-        <w:tab/>
-      </w:r>
-      <w:r>
         <w:t xml:space="preserve">Sincronización de organizaciones</w:t>
       </w:r>
     </w:p>
@@ -7880,15 +7367,6 @@
         <w:pStyle w:val="Heading2"/>
       </w:pPr>
       <w:r>
-        <w:rPr>
-          <w:rStyle w:val="SectionNumber"/>
-        </w:rPr>
-        <w:t xml:space="preserve">7.2</w:t>
-      </w:r>
-      <w:r>
-        <w:tab/>
-      </w:r>
-      <w:r>
         <w:t xml:space="preserve">Vercel Blob (almacenamiento)</w:t>
       </w:r>
     </w:p>
@@ -7897,15 +7375,6 @@
       <w:pPr>
         <w:pStyle w:val="Heading3"/>
       </w:pPr>
-      <w:r>
-        <w:rPr>
-          <w:rStyle w:val="SectionNumber"/>
-        </w:rPr>
-        <w:t xml:space="preserve">7.2.1</w:t>
-      </w:r>
-      <w:r>
-        <w:tab/>
-      </w:r>
       <w:r>
         <w:t xml:space="preserve">Pasos</w:t>
       </w:r>
@@ -8055,15 +7524,6 @@
       <w:pPr>
         <w:pStyle w:val="Heading3"/>
       </w:pPr>
-      <w:r>
-        <w:rPr>
-          <w:rStyle w:val="SectionNumber"/>
-        </w:rPr>
-        <w:t xml:space="preserve">7.2.2</w:t>
-      </w:r>
-      <w:r>
-        <w:tab/>
-      </w:r>
       <w:r>
         <w:t xml:space="preserve">Uso en el sistema</w:t>
       </w:r>
@@ -8268,15 +7728,6 @@
         <w:pStyle w:val="Heading2"/>
       </w:pPr>
       <w:r>
-        <w:rPr>
-          <w:rStyle w:val="SectionNumber"/>
-        </w:rPr>
-        <w:t xml:space="preserve">7.3</w:t>
-      </w:r>
-      <w:r>
-        <w:tab/>
-      </w:r>
-      <w:r>
         <w:t xml:space="preserve">Google Gemini</w:t>
       </w:r>
     </w:p>
@@ -8392,15 +7843,6 @@
         <w:pStyle w:val="Heading2"/>
       </w:pPr>
       <w:r>
-        <w:rPr>
-          <w:rStyle w:val="SectionNumber"/>
-        </w:rPr>
-        <w:t xml:space="preserve">7.4</w:t>
-      </w:r>
-      <w:r>
-        <w:tab/>
-      </w:r>
-      <w:r>
         <w:t xml:space="preserve">Cerebras</w:t>
       </w:r>
     </w:p>
@@ -8500,15 +7942,6 @@
         <w:pStyle w:val="Heading1"/>
       </w:pPr>
       <w:r>
-        <w:rPr>
-          <w:rStyle w:val="SectionNumber"/>
-        </w:rPr>
-        <w:t xml:space="preserve">8</w:t>
-      </w:r>
-      <w:r>
-        <w:tab/>
-      </w:r>
-      <w:r>
         <w:t xml:space="preserve">Build y despliegue</w:t>
       </w:r>
     </w:p>
@@ -8517,15 +7950,6 @@
       <w:pPr>
         <w:pStyle w:val="Heading2"/>
       </w:pPr>
-      <w:r>
-        <w:rPr>
-          <w:rStyle w:val="SectionNumber"/>
-        </w:rPr>
-        <w:t xml:space="preserve">8.1</w:t>
-      </w:r>
-      <w:r>
-        <w:tab/>
-      </w:r>
       <w:r>
         <w:t xml:space="preserve">Build local</w:t>
       </w:r>
@@ -8622,15 +8046,6 @@
         <w:pStyle w:val="Heading2"/>
       </w:pPr>
       <w:r>
-        <w:rPr>
-          <w:rStyle w:val="SectionNumber"/>
-        </w:rPr>
-        <w:t xml:space="preserve">8.2</w:t>
-      </w:r>
-      <w:r>
-        <w:tab/>
-      </w:r>
-      <w:r>
         <w:t xml:space="preserve">Despliegue en Vercel (recomendado)</w:t>
       </w:r>
     </w:p>
@@ -8647,15 +8062,6 @@
       <w:pPr>
         <w:pStyle w:val="Heading3"/>
       </w:pPr>
-      <w:r>
-        <w:rPr>
-          <w:rStyle w:val="SectionNumber"/>
-        </w:rPr>
-        <w:t xml:space="preserve">8.2.1</w:t>
-      </w:r>
-      <w:r>
-        <w:tab/>
-      </w:r>
       <w:r>
         <w:t xml:space="preserve">Pasos</w:t>
       </w:r>
@@ -8825,15 +8231,6 @@
       <w:pPr>
         <w:pStyle w:val="Heading3"/>
       </w:pPr>
-      <w:r>
-        <w:rPr>
-          <w:rStyle w:val="SectionNumber"/>
-        </w:rPr>
-        <w:t xml:space="preserve">8.2.2</w:t>
-      </w:r>
-      <w:r>
-        <w:tab/>
-      </w:r>
       <w:r>
         <w:t xml:space="preserve">Configuración recomendada en Vercel</w:t>
       </w:r>
@@ -8995,15 +8392,6 @@
         <w:pStyle w:val="Heading2"/>
       </w:pPr>
       <w:r>
-        <w:rPr>
-          <w:rStyle w:val="SectionNumber"/>
-        </w:rPr>
-        <w:t xml:space="preserve">8.3</w:t>
-      </w:r>
-      <w:r>
-        <w:tab/>
-      </w:r>
-      <w:r>
         <w:t xml:space="preserve">Despliegue alternativo (Docker, Railway, Fly.io)</w:t>
       </w:r>
     </w:p>
@@ -9047,15 +8435,6 @@
       <w:pPr>
         <w:pStyle w:val="Heading3"/>
       </w:pPr>
-      <w:r>
-        <w:rPr>
-          <w:rStyle w:val="SectionNumber"/>
-        </w:rPr>
-        <w:t xml:space="preserve">8.3.1</w:t>
-      </w:r>
-      <w:r>
-        <w:tab/>
-      </w:r>
       <w:r>
         <w:t xml:space="preserve">Ejemplo de Dockerfile productivo</w:t>
       </w:r>
@@ -9642,15 +9021,6 @@
         <w:pStyle w:val="Heading2"/>
       </w:pPr>
       <w:r>
-        <w:rPr>
-          <w:rStyle w:val="SectionNumber"/>
-        </w:rPr>
-        <w:t xml:space="preserve">8.4</w:t>
-      </w:r>
-      <w:r>
-        <w:tab/>
-      </w:r>
-      <w:r>
         <w:t xml:space="preserve">Migraciones en despliegue</w:t>
       </w:r>
     </w:p>
@@ -9755,15 +9125,6 @@
         <w:pStyle w:val="Heading1"/>
       </w:pPr>
       <w:r>
-        <w:rPr>
-          <w:rStyle w:val="SectionNumber"/>
-        </w:rPr>
-        <w:t xml:space="preserve">9</w:t>
-      </w:r>
-      <w:r>
-        <w:tab/>
-      </w:r>
-      <w:r>
         <w:t xml:space="preserve">Operación y mantenimiento</w:t>
       </w:r>
     </w:p>
@@ -9773,15 +9134,6 @@
         <w:pStyle w:val="Heading2"/>
       </w:pPr>
       <w:r>
-        <w:rPr>
-          <w:rStyle w:val="SectionNumber"/>
-        </w:rPr>
-        <w:t xml:space="preserve">9.1</w:t>
-      </w:r>
-      <w:r>
-        <w:tab/>
-      </w:r>
-      <w:r>
         <w:t xml:space="preserve">Backups</w:t>
       </w:r>
     </w:p>
@@ -9790,15 +9142,6 @@
       <w:pPr>
         <w:pStyle w:val="Heading3"/>
       </w:pPr>
-      <w:r>
-        <w:rPr>
-          <w:rStyle w:val="SectionNumber"/>
-        </w:rPr>
-        <w:t xml:space="preserve">9.1.1</w:t>
-      </w:r>
-      <w:r>
-        <w:tab/>
-      </w:r>
       <w:r>
         <w:t xml:space="preserve">Estrategia recomendada</w:t>
       </w:r>
@@ -10010,15 +9353,6 @@
         <w:pStyle w:val="Heading3"/>
       </w:pPr>
       <w:r>
-        <w:rPr>
-          <w:rStyle w:val="SectionNumber"/>
-        </w:rPr>
-        <w:t xml:space="preserve">9.1.2</w:t>
-      </w:r>
-      <w:r>
-        <w:tab/>
-      </w:r>
-      <w:r>
         <w:t xml:space="preserve">Backup manual de la base de datos</w:t>
       </w:r>
     </w:p>
@@ -10190,15 +9524,6 @@
       <w:pPr>
         <w:pStyle w:val="Heading3"/>
       </w:pPr>
-      <w:r>
-        <w:rPr>
-          <w:rStyle w:val="SectionNumber"/>
-        </w:rPr>
-        <w:t xml:space="preserve">9.1.3</w:t>
-      </w:r>
-      <w:r>
-        <w:tab/>
-      </w:r>
       <w:r>
         <w:t xml:space="preserve">Backup automatizado con cron</w:t>
       </w:r>
@@ -10238,15 +9563,6 @@
         <w:pStyle w:val="Heading2"/>
       </w:pPr>
       <w:r>
-        <w:rPr>
-          <w:rStyle w:val="SectionNumber"/>
-        </w:rPr>
-        <w:t xml:space="preserve">9.2</w:t>
-      </w:r>
-      <w:r>
-        <w:tab/>
-      </w:r>
-      <w:r>
         <w:t xml:space="preserve">Restore</w:t>
       </w:r>
     </w:p>
@@ -10255,15 +9571,6 @@
       <w:pPr>
         <w:pStyle w:val="Heading3"/>
       </w:pPr>
-      <w:r>
-        <w:rPr>
-          <w:rStyle w:val="SectionNumber"/>
-        </w:rPr>
-        <w:t xml:space="preserve">9.2.1</w:t>
-      </w:r>
-      <w:r>
-        <w:tab/>
-      </w:r>
       <w:r>
         <w:t xml:space="preserve">Restore completo</w:t>
       </w:r>
@@ -10462,15 +9769,6 @@
         <w:pStyle w:val="Heading2"/>
       </w:pPr>
       <w:r>
-        <w:rPr>
-          <w:rStyle w:val="SectionNumber"/>
-        </w:rPr>
-        <w:t xml:space="preserve">9.3</w:t>
-      </w:r>
-      <w:r>
-        <w:tab/>
-      </w:r>
-      <w:r>
         <w:t xml:space="preserve">Logs</w:t>
       </w:r>
     </w:p>
@@ -10479,15 +9777,6 @@
       <w:pPr>
         <w:pStyle w:val="Heading3"/>
       </w:pPr>
-      <w:r>
-        <w:rPr>
-          <w:rStyle w:val="SectionNumber"/>
-        </w:rPr>
-        <w:t xml:space="preserve">9.3.1</w:t>
-      </w:r>
-      <w:r>
-        <w:tab/>
-      </w:r>
       <w:r>
         <w:t xml:space="preserve">Estado actual</w:t>
       </w:r>
@@ -10678,15 +9967,6 @@
         <w:pStyle w:val="Heading3"/>
       </w:pPr>
       <w:r>
-        <w:rPr>
-          <w:rStyle w:val="SectionNumber"/>
-        </w:rPr>
-        <w:t xml:space="preserve">9.3.2</w:t>
-      </w:r>
-      <w:r>
-        <w:tab/>
-      </w:r>
-      <w:r>
         <w:t xml:space="preserve">Recomendaciones</w:t>
       </w:r>
     </w:p>
@@ -10809,15 +10089,6 @@
         <w:pStyle w:val="Heading2"/>
       </w:pPr>
       <w:r>
-        <w:rPr>
-          <w:rStyle w:val="SectionNumber"/>
-        </w:rPr>
-        <w:t xml:space="preserve">9.4</w:t>
-      </w:r>
-      <w:r>
-        <w:tab/>
-      </w:r>
-      <w:r>
         <w:t xml:space="preserve">Actualización del sistema</w:t>
       </w:r>
     </w:p>
@@ -11038,15 +10309,6 @@
         <w:pStyle w:val="Heading1"/>
       </w:pPr>
       <w:r>
-        <w:rPr>
-          <w:rStyle w:val="SectionNumber"/>
-        </w:rPr>
-        <w:t xml:space="preserve">10</w:t>
-      </w:r>
-      <w:r>
-        <w:tab/>
-      </w:r>
-      <w:r>
         <w:t xml:space="preserve">Testing y calidad</w:t>
       </w:r>
     </w:p>
@@ -11055,15 +10317,6 @@
       <w:pPr>
         <w:pStyle w:val="Heading2"/>
       </w:pPr>
-      <w:r>
-        <w:rPr>
-          <w:rStyle w:val="SectionNumber"/>
-        </w:rPr>
-        <w:t xml:space="preserve">10.1</w:t>
-      </w:r>
-      <w:r>
-        <w:tab/>
-      </w:r>
       <w:r>
         <w:t xml:space="preserve">Suite de tests</w:t>
       </w:r>
@@ -11113,15 +10366,6 @@
         <w:pStyle w:val="Heading3"/>
       </w:pPr>
       <w:r>
-        <w:rPr>
-          <w:rStyle w:val="SectionNumber"/>
-        </w:rPr>
-        <w:t xml:space="preserve">10.1.1</w:t>
-      </w:r>
-      <w:r>
-        <w:tab/>
-      </w:r>
-      <w:r>
         <w:t xml:space="preserve">Comandos</w:t>
       </w:r>
     </w:p>
@@ -11244,15 +10488,6 @@
       <w:pPr>
         <w:pStyle w:val="Heading3"/>
       </w:pPr>
-      <w:r>
-        <w:rPr>
-          <w:rStyle w:val="SectionNumber"/>
-        </w:rPr>
-        <w:t xml:space="preserve">10.1.2</w:t>
-      </w:r>
-      <w:r>
-        <w:tab/>
-      </w:r>
       <w:r>
         <w:t xml:space="preserve">Configuración</w:t>
       </w:r>
@@ -11456,15 +10691,6 @@
         <w:pStyle w:val="Heading2"/>
       </w:pPr>
       <w:r>
-        <w:rPr>
-          <w:rStyle w:val="SectionNumber"/>
-        </w:rPr>
-        <w:t xml:space="preserve">10.2</w:t>
-      </w:r>
-      <w:r>
-        <w:tab/>
-      </w:r>
-      <w:r>
         <w:t xml:space="preserve">Linting</w:t>
       </w:r>
     </w:p>
@@ -11511,15 +10737,6 @@
       <w:pPr>
         <w:pStyle w:val="Heading2"/>
       </w:pPr>
-      <w:r>
-        <w:rPr>
-          <w:rStyle w:val="SectionNumber"/>
-        </w:rPr>
-        <w:t xml:space="preserve">10.3</w:t>
-      </w:r>
-      <w:r>
-        <w:tab/>
-      </w:r>
       <w:r>
         <w:t xml:space="preserve">Convenciones de calidad</w:t>
       </w:r>
@@ -11619,15 +10836,6 @@
       <w:pPr>
         <w:pStyle w:val="Heading1"/>
       </w:pPr>
-      <w:r>
-        <w:rPr>
-          <w:rStyle w:val="SectionNumber"/>
-        </w:rPr>
-        <w:t xml:space="preserve">11</w:t>
-      </w:r>
-      <w:r>
-        <w:tab/>
-      </w:r>
       <w:r>
         <w:t xml:space="preserve">Solución de problemas</w:t>
       </w:r>
@@ -12327,15 +11535,6 @@
         <w:pStyle w:val="Heading1"/>
       </w:pPr>
       <w:r>
-        <w:rPr>
-          <w:rStyle w:val="SectionNumber"/>
-        </w:rPr>
-        <w:t xml:space="preserve">12</w:t>
-      </w:r>
-      <w:r>
-        <w:tab/>
-      </w:r>
-      <w:r>
         <w:t xml:space="preserve">Anexos</w:t>
       </w:r>
     </w:p>
@@ -12344,15 +11543,6 @@
       <w:pPr>
         <w:pStyle w:val="Heading2"/>
       </w:pPr>
-      <w:r>
-        <w:rPr>
-          <w:rStyle w:val="SectionNumber"/>
-        </w:rPr>
-        <w:t xml:space="preserve">12.1</w:t>
-      </w:r>
-      <w:r>
-        <w:tab/>
-      </w:r>
       <w:r>
         <w:t xml:space="preserve">Anexo A — Archivos de configuración</w:t>
       </w:r>
@@ -12875,15 +12065,6 @@
         <w:pStyle w:val="Heading2"/>
       </w:pPr>
       <w:r>
-        <w:rPr>
-          <w:rStyle w:val="SectionNumber"/>
-        </w:rPr>
-        <w:t xml:space="preserve">12.2</w:t>
-      </w:r>
-      <w:r>
-        <w:tab/>
-      </w:r>
-      <w:r>
         <w:t xml:space="preserve">Anexo B — Estructura de carpetas</w:t>
       </w:r>
     </w:p>
@@ -13166,15 +12347,6 @@
         <w:pStyle w:val="Heading2"/>
       </w:pPr>
       <w:r>
-        <w:rPr>
-          <w:rStyle w:val="SectionNumber"/>
-        </w:rPr>
-        <w:t xml:space="preserve">12.3</w:t>
-      </w:r>
-      <w:r>
-        <w:tab/>
-      </w:r>
-      <w:r>
         <w:t xml:space="preserve">Anexo C — Comandos de uso frecuente</w:t>
       </w:r>
     </w:p>
@@ -13720,15 +12892,6 @@
       <w:pPr>
         <w:pStyle w:val="Heading2"/>
       </w:pPr>
-      <w:r>
-        <w:rPr>
-          <w:rStyle w:val="SectionNumber"/>
-        </w:rPr>
-        <w:t xml:space="preserve">12.4</w:t>
-      </w:r>
-      <w:r>
-        <w:tab/>
-      </w:r>
       <w:r>
         <w:t xml:space="preserve">Anexo D — Contacto y soporte</w:t>
       </w:r>
@@ -13858,15 +13021,6 @@
       <w:pPr>
         <w:pStyle w:val="Heading3"/>
       </w:pPr>
-      <w:r>
-        <w:rPr>
-          <w:rStyle w:val="SectionNumber"/>
-        </w:rPr>
-        <w:t xml:space="preserve">12.4.1</w:t>
-      </w:r>
-      <w:r>
-        <w:tab/>
-      </w:r>
       <w:r>
         <w:t xml:space="preserve">Información a incluir en un reporte técnico</w:t>
       </w:r>
